--- a/小野町_引継ぎ_整理済/10_納品・印刷/小野町_第10期計画_概要版のページ割りと図の割付_20261006.docx
+++ b/小野町_引継ぎ_整理済/10_納品・印刷/小野町_第10期計画_概要版のページ割りと図の割付_20261006.docx
@@ -561,6 +561,7 @@
     </w:p>
     <w:p>
       <w:pPr>
+        <w:pStyle w:val="Heading1"/>
         <w:keepNext/>
         <w:spacing w:before="240" w:after="100"/>
       </w:pPr>
@@ -675,6 +676,7 @@
     </w:p>
     <w:p>
       <w:pPr>
+        <w:pStyle w:val="Heading1"/>
         <w:keepNext/>
         <w:spacing w:before="240" w:after="100"/>
       </w:pPr>
@@ -1766,6 +1768,7 @@
     </w:p>
     <w:p>
       <w:pPr>
+        <w:pStyle w:val="Heading1"/>
         <w:keepNext/>
         <w:spacing w:before="240" w:after="100"/>
       </w:pPr>
@@ -2130,6 +2133,7 @@
     </w:p>
     <w:p>
       <w:pPr>
+        <w:pStyle w:val="Heading1"/>
         <w:keepNext/>
         <w:spacing w:before="240" w:after="100"/>
       </w:pPr>
@@ -3375,6 +3379,7 @@
     </w:p>
     <w:p>
       <w:pPr>
+        <w:pStyle w:val="Heading1"/>
         <w:keepNext/>
         <w:spacing w:before="240" w:after="100"/>
       </w:pPr>
@@ -4131,6 +4136,7 @@
     </w:p>
     <w:p>
       <w:pPr>
+        <w:pStyle w:val="Heading1"/>
         <w:keepNext/>
         <w:spacing w:before="240" w:after="100"/>
       </w:pPr>
@@ -4223,6 +4229,7 @@
     </w:p>
     <w:p>
       <w:pPr>
+        <w:pStyle w:val="Heading1"/>
         <w:keepNext/>
         <w:spacing w:before="240" w:after="100"/>
       </w:pPr>
@@ -7309,6 +7316,7 @@
     <w:rPr>
       <w:rFonts w:ascii="游ゴシック" w:hAnsi="游ゴシック" w:eastAsia="游ゴシック"/>
       <w:sz w:val="21"/>
+      <w:lang w:val="en-US" w:eastAsia="ja-JP"/>
     </w:rPr>
   </w:style>
   <w:style w:type="paragraph" w:styleId="Header">
@@ -7366,15 +7374,17 @@
     <w:pPr>
       <w:keepNext/>
       <w:keepLines/>
-      <w:spacing w:before="480" w:after="0"/>
+      <w:spacing w:before="240" w:after="100"/>
+      <w:ind w:left="0" w:firstLine="0"/>
       <w:outlineLvl w:val="0"/>
     </w:pPr>
     <w:rPr>
-      <w:rFonts w:asciiTheme="majorHAnsi" w:eastAsiaTheme="majorEastAsia" w:hAnsiTheme="majorHAnsi" w:cstheme="majorBidi"/>
+      <w:rFonts w:asciiTheme="majorHAnsi" w:eastAsiaTheme="majorEastAsia" w:hAnsiTheme="majorHAnsi" w:cstheme="majorBidi" w:ascii="游ゴシック" w:hAnsi="游ゴシック" w:eastAsia="游ゴシック"/>
       <w:b/>
       <w:bCs/>
-      <w:color w:val="365F91" w:themeColor="accent1" w:themeShade="BF"/>
-      <w:sz w:val="28"/>
+      <w:i w:val="0"/>
+      <w:color w:val="2E74B5"/>
+      <w:sz w:val="30"/>
       <w:szCs w:val="28"/>
     </w:rPr>
   </w:style>
@@ -7390,15 +7400,17 @@
     <w:pPr>
       <w:keepNext/>
       <w:keepLines/>
-      <w:spacing w:before="200" w:after="0"/>
+      <w:spacing w:before="180" w:after="100"/>
+      <w:ind w:left="0" w:firstLine="0"/>
       <w:outlineLvl w:val="1"/>
     </w:pPr>
     <w:rPr>
-      <w:rFonts w:asciiTheme="majorHAnsi" w:eastAsiaTheme="majorEastAsia" w:hAnsiTheme="majorHAnsi" w:cstheme="majorBidi"/>
+      <w:rFonts w:asciiTheme="majorHAnsi" w:eastAsiaTheme="majorEastAsia" w:hAnsiTheme="majorHAnsi" w:cstheme="majorBidi" w:ascii="游ゴシック" w:hAnsi="游ゴシック" w:eastAsia="游ゴシック"/>
       <w:b/>
       <w:bCs/>
-      <w:color w:val="4F81BD" w:themeColor="accent1"/>
-      <w:sz w:val="26"/>
+      <w:i w:val="0"/>
+      <w:color w:val="2E74B5"/>
+      <w:sz w:val="25"/>
       <w:szCs w:val="26"/>
     </w:rPr>
   </w:style>
@@ -7414,14 +7426,17 @@
     <w:pPr>
       <w:keepNext/>
       <w:keepLines/>
-      <w:spacing w:before="200" w:after="0"/>
+      <w:spacing w:before="180" w:after="80"/>
+      <w:ind w:left="0" w:firstLine="0"/>
       <w:outlineLvl w:val="2"/>
     </w:pPr>
     <w:rPr>
-      <w:rFonts w:asciiTheme="majorHAnsi" w:eastAsiaTheme="majorEastAsia" w:hAnsiTheme="majorHAnsi" w:cstheme="majorBidi"/>
+      <w:rFonts w:asciiTheme="majorHAnsi" w:eastAsiaTheme="majorEastAsia" w:hAnsiTheme="majorHAnsi" w:cstheme="majorBidi" w:ascii="游ゴシック" w:hAnsi="游ゴシック" w:eastAsia="游ゴシック"/>
       <w:b/>
       <w:bCs/>
-      <w:color w:val="4F81BD" w:themeColor="accent1"/>
+      <w:i w:val="0"/>
+      <w:color w:val="1F4D78"/>
+      <w:sz w:val="22"/>
     </w:rPr>
   </w:style>
   <w:style w:type="paragraph" w:styleId="Heading4">

--- a/小野町_引継ぎ_整理済/10_納品・印刷/小野町_第10期計画_概要版のページ割りと図の割付_20261006.docx
+++ b/小野町_引継ぎ_整理済/10_納品・印刷/小野町_第10期計画_概要版のページ割りと図の割付_20261006.docx
@@ -1951,6 +1951,7 @@
           </w:tcPr>
           <w:p>
             <w:pPr>
+              <w:keepNext/>
               <w:spacing w:before="20" w:after="20"/>
             </w:pPr>
             <w:r>
@@ -1971,6 +1972,7 @@
           </w:tcPr>
           <w:p>
             <w:pPr>
+              <w:keepNext/>
               <w:spacing w:before="20" w:after="20"/>
             </w:pPr>
             <w:r>
@@ -1991,6 +1993,7 @@
           </w:tcPr>
           <w:p>
             <w:pPr>
+              <w:keepNext/>
               <w:spacing w:before="20" w:after="20"/>
             </w:pPr>
             <w:r>
@@ -2020,6 +2023,7 @@
           </w:tcPr>
           <w:p>
             <w:pPr>
+              <w:keepNext/>
               <w:spacing w:before="20" w:after="20"/>
             </w:pPr>
             <w:r>

--- a/小野町_引継ぎ_整理済/10_納品・印刷/小野町_第10期計画_概要版のページ割りと図の割付_20261006.docx
+++ b/小野町_引継ぎ_整理済/10_納品・印刷/小野町_第10期計画_概要版のページ割りと図の割付_20261006.docx
@@ -1517,6 +1517,7 @@
           </w:tcPr>
           <w:p>
             <w:pPr>
+              <w:keepNext/>
               <w:spacing w:before="20" w:after="20"/>
             </w:pPr>
             <w:r>
@@ -1537,6 +1538,7 @@
           </w:tcPr>
           <w:p>
             <w:pPr>
+              <w:keepNext/>
               <w:spacing w:before="20" w:after="20"/>
             </w:pPr>
             <w:r>
@@ -1557,6 +1559,7 @@
           </w:tcPr>
           <w:p>
             <w:pPr>
+              <w:keepNext/>
               <w:spacing w:before="20" w:after="20"/>
             </w:pPr>
             <w:r>
@@ -1577,6 +1580,7 @@
           </w:tcPr>
           <w:p>
             <w:pPr>
+              <w:keepNext/>
               <w:spacing w:before="20" w:after="20"/>
             </w:pPr>
             <w:r>
@@ -1597,6 +1601,7 @@
           </w:tcPr>
           <w:p>
             <w:pPr>
+              <w:keepNext/>
               <w:spacing w:before="20" w:after="20"/>
             </w:pPr>
             <w:r>
@@ -3118,6 +3123,7 @@
           </w:tcPr>
           <w:p>
             <w:pPr>
+              <w:keepNext/>
               <w:spacing w:before="20" w:after="20"/>
             </w:pPr>
             <w:r>
@@ -3138,6 +3144,7 @@
           </w:tcPr>
           <w:p>
             <w:pPr>
+              <w:keepNext/>
               <w:spacing w:before="20" w:after="20"/>
             </w:pPr>
             <w:r>
@@ -3158,6 +3165,7 @@
           </w:tcPr>
           <w:p>
             <w:pPr>
+              <w:keepNext/>
               <w:spacing w:before="20" w:after="20"/>
               <w:jc w:val="right"/>
             </w:pPr>
@@ -3179,6 +3187,7 @@
           </w:tcPr>
           <w:p>
             <w:pPr>
+              <w:keepNext/>
               <w:spacing w:before="20" w:after="20"/>
               <w:jc w:val="right"/>
             </w:pPr>
@@ -3200,6 +3209,7 @@
           </w:tcPr>
           <w:p>
             <w:pPr>
+              <w:keepNext/>
               <w:spacing w:before="20" w:after="20"/>
               <w:jc w:val="right"/>
             </w:pPr>
@@ -3221,6 +3231,7 @@
           </w:tcPr>
           <w:p>
             <w:pPr>
+              <w:keepNext/>
               <w:spacing w:before="20" w:after="20"/>
             </w:pPr>
             <w:r>
@@ -3953,6 +3964,7 @@
           </w:tcPr>
           <w:p>
             <w:pPr>
+              <w:keepNext/>
               <w:spacing w:before="20" w:after="20"/>
             </w:pPr>
             <w:r>
@@ -3973,6 +3985,7 @@
           </w:tcPr>
           <w:p>
             <w:pPr>
+              <w:keepNext/>
               <w:spacing w:before="20" w:after="20"/>
             </w:pPr>
             <w:r>
@@ -3993,6 +4006,7 @@
           </w:tcPr>
           <w:p>
             <w:pPr>
+              <w:keepNext/>
               <w:spacing w:before="20" w:after="20"/>
             </w:pPr>
             <w:r>
@@ -4013,6 +4027,7 @@
           </w:tcPr>
           <w:p>
             <w:pPr>
+              <w:keepNext/>
               <w:spacing w:before="20" w:after="20"/>
             </w:pPr>
             <w:r>
